--- a/交付_20260811_规划环境先验解耦/05_Frontier探索基线对照.docx
+++ b/交付_20260811_规划环境先验解耦/05_Frontier探索基线对照.docx
@@ -116,7 +116,7 @@
         <w:rPr>
           <w:rFonts w:ascii="SimSun" w:hAnsi="SimSun" w:eastAsia="SimSun"/>
         </w:rPr>
-        <w:t>只有目标函数不同。二者共用：平台与半径、传感器与量程、初始站集、路径预算（6 站 /400 m / 6 轮）、带电体禁入区、A\* 与距离场、去重半径、成本折算（路径 ＋ 单站架设当量）、以及</w:t>
+        <w:t>二者共用：平台与半径、传感器与量程、初始站集、路径预算（6 站 /400 m / 6 轮）、带电体禁入区、A\* 与距离场、去重半径、成本折算（路径 ＋ 单站架设当量）、以及</w:t>
       </w:r>
       <w:r>
         <w:rPr>
@@ -445,19 +445,7 @@
           <w:rFonts w:ascii="SimSun" w:hAnsi="SimSun" w:eastAsia="SimSun"/>
           <w:i/>
         </w:rPr>
-        <w:t>一个走不动的基线不构成对照。若照此报出去，等于用一个被自己实现压垮的对手来证明</w:t>
-      </w:r>
-    </w:p>
-    <w:p>
-      <w:pPr>
-        <w:ind w:left="360"/>
-      </w:pPr>
-      <w:r>
-        <w:rPr>
-          <w:rFonts w:ascii="SimSun" w:hAnsi="SimSun" w:eastAsia="SimSun"/>
-          <w:i/>
-        </w:rPr>
-        <w:t>本方法的优越性。</w:t>
+        <w:t>一个走不动的基线不构成对照。若照此报出去，等于用一个被自己实现压垮的对手来证明本方法的优越性。</w:t>
       </w:r>
     </w:p>
     <w:p>
@@ -989,7 +977,7 @@
                 <w:rFonts w:ascii="SimSun" w:hAnsi="SimSun" w:eastAsia="SimSun"/>
                 <w:sz w:val="17"/>
               </w:rPr>
-              <w:t>0.0252※</w:t>
+              <w:t>0.1300</w:t>
             </w:r>
           </w:p>
         </w:tc>
@@ -1743,7 +1731,72 @@
         <w:rPr>
           <w:rFonts w:ascii="SimSun" w:hAnsi="SimSun" w:eastAsia="SimSun"/>
         </w:rPr>
-        <w:t>※ 该 p 值为 B10 vs frontier；B11 vs frontier 的地图覆盖差为 −0.003，p_holm=0.065。</w:t>
+        <w:t xml:space="preserve">地图覆盖一行的 p_holm 为 </w:t>
+      </w:r>
+      <w:r>
+        <w:rPr>
+          <w:rFonts w:ascii="SimSun" w:hAnsi="SimSun" w:eastAsia="SimSun"/>
+          <w:b/>
+        </w:rPr>
+        <w:t>B11 vs frontier</w:t>
+      </w:r>
+      <w:r>
+        <w:rPr>
+          <w:rFonts w:ascii="SimSun" w:hAnsi="SimSun" w:eastAsia="SimSun"/>
+        </w:rPr>
+        <w:t xml:space="preserve">（−0.0028，p_holm = </w:t>
+      </w:r>
+      <w:r>
+        <w:rPr>
+          <w:rFonts w:ascii="SimSun" w:hAnsi="SimSun" w:eastAsia="SimSun"/>
+          <w:b/>
+        </w:rPr>
+        <w:t>0.1300</w:t>
+      </w:r>
+      <w:r>
+        <w:rPr>
+          <w:rFonts w:ascii="SimSun" w:hAnsi="SimSun" w:eastAsia="SimSun"/>
+        </w:rPr>
+        <w:t>，未达显著）。</w:t>
+      </w:r>
+      <w:r>
+        <w:rPr>
+          <w:rFonts w:ascii="SimSun" w:hAnsi="SimSun" w:eastAsia="SimSun"/>
+          <w:b/>
+        </w:rPr>
+        <w:t>B10 vs frontier</w:t>
+      </w:r>
+      <w:r>
+        <w:rPr>
+          <w:rFonts w:ascii="SimSun" w:hAnsi="SimSun" w:eastAsia="SimSun"/>
+        </w:rPr>
+        <w:t xml:space="preserve"> 的同一指标为 −0.0034、p_holm = </w:t>
+      </w:r>
+      <w:r>
+        <w:rPr>
+          <w:rFonts w:ascii="SimSun" w:hAnsi="SimSun" w:eastAsia="SimSun"/>
+          <w:b/>
+        </w:rPr>
+        <w:t>0.0252</w:t>
+      </w:r>
+      <w:r>
+        <w:rPr>
+          <w:rFonts w:ascii="SimSun" w:hAnsi="SimSun" w:eastAsia="SimSun"/>
+        </w:rPr>
+        <w:t>（达显著）。两个 p 值对应不同的比较对象，</w:t>
+      </w:r>
+      <w:r>
+        <w:rPr>
+          <w:rFonts w:ascii="SimSun" w:hAnsi="SimSun" w:eastAsia="SimSun"/>
+          <w:b/>
+        </w:rPr>
+        <w:t>不得互换使用</w:t>
+      </w:r>
+      <w:r>
+        <w:rPr>
+          <w:rFonts w:ascii="SimSun" w:hAnsi="SimSun" w:eastAsia="SimSun"/>
+        </w:rPr>
+        <w:t>。</w:t>
       </w:r>
     </w:p>
     <w:p>
@@ -1774,20 +1827,20 @@
           <w:rFonts w:ascii="SimSun" w:hAnsi="SimSun" w:eastAsia="SimSun"/>
           <w:b/>
         </w:rPr>
-        <w:t>frontier 在自己的目标函数上确实领先</w:t>
+        <w:t>frontier 在自己的目标函数上领先</w:t>
       </w:r>
       <w:r>
         <w:rPr>
           <w:rFonts w:ascii="SimSun" w:hAnsi="SimSun" w:eastAsia="SimSun"/>
         </w:rPr>
-        <w:t>，幅度小（0.3–0.4 个百分点）但统计显著。如实报告：</w:t>
+        <w:t>，幅度小（0.3–0.4 个百分点）。相对 B10 达统计显著（p_holm 0.0252），相对 B11 未达（p_holm 0.1300）。如实报告：</w:t>
       </w:r>
       <w:r>
         <w:rPr>
           <w:rFonts w:ascii="SimSun" w:hAnsi="SimSun" w:eastAsia="SimSun"/>
           <w:b/>
         </w:rPr>
-        <w:t>地图覆盖是 frontier 赢。</w:t>
+        <w:t>地图覆盖这一项frontier 不落后，且相对 B10 显著领先。</w:t>
       </w:r>
     </w:p>
     <w:p>
@@ -1812,33 +1865,7 @@
         <w:rPr>
           <w:rFonts w:ascii="SimSun" w:hAnsi="SimSun" w:eastAsia="SimSun"/>
         </w:rPr>
-        <w:t>：资产级 +0.40，关键设备召回 +0.43。资产级差距（+0.40）远大于面积加权差距（+0.18）—— frontier 按</w:t>
-      </w:r>
-      <w:r>
-        <w:rPr>
-          <w:rFonts w:ascii="SimSun" w:hAnsi="SimSun" w:eastAsia="SimSun"/>
-          <w:b/>
-        </w:rPr>
-        <w:t>面积</w:t>
-      </w:r>
-      <w:r>
-        <w:rPr>
-          <w:rFonts w:ascii="SimSun" w:hAnsi="SimSun" w:eastAsia="SimSun"/>
-        </w:rPr>
-        <w:t>分配观测，把大而空的区域也扫了；本方法按</w:t>
-      </w:r>
-      <w:r>
-        <w:rPr>
-          <w:rFonts w:ascii="SimSun" w:hAnsi="SimSun" w:eastAsia="SimSun"/>
-          <w:b/>
-        </w:rPr>
-        <w:t>资产与工程重要度</w:t>
-      </w:r>
-      <w:r>
-        <w:rPr>
-          <w:rFonts w:ascii="SimSun" w:hAnsi="SimSun" w:eastAsia="SimSun"/>
-        </w:rPr>
-        <w:t>分配。</w:t>
+        <w:t>：资产级 +0.40，关键设备召回 +0.43。资产级差距（+0.40）远大于面积加权差距（+0.18）—— frontier 依未知空间的地图揭示量选择方向，会把一部分资源用于扩大已知环境范围；本方法依目标缺口证据与工程重要度选择站位。</w:t>
       </w:r>
     </w:p>
     <w:p>
@@ -1995,14 +2022,14 @@
                 <w:b/>
                 <w:sz w:val="17"/>
               </w:rPr>
-              <w:t>地图覆盖是 frontier 赢</w:t>
+              <w:t>地图覆盖是 frontier 领先</w:t>
             </w:r>
             <w:r>
               <w:rPr>
                 <w:rFonts w:ascii="SimSun" w:hAnsi="SimSun" w:eastAsia="SimSun"/>
                 <w:sz w:val="17"/>
               </w:rPr>
-              <w:t>（+0.003~0.004，p_holm=0.025/0.004）</w:t>
+              <w:t>（相对 B11：Δ −0.0028，p_holm 0.1300 / 0.0649，未达显著；相对 B10：Δ −0.0034/−0.0039，p_holm 0.0252 / 0.0040，达显著）</w:t>
             </w:r>
           </w:p>
         </w:tc>
@@ -2108,7 +2135,7 @@
                 <w:rFonts w:ascii="SimSun" w:hAnsi="SimSun" w:eastAsia="SimSun"/>
                 <w:sz w:val="17"/>
               </w:rPr>
-              <w:t>资产级差距远大于面积加权差距，说明差别来自「按什么分配观测」</w:t>
+              <w:t>任务驱动策略整体在资产恢复上显著高于 frontier 探索基线</w:t>
             </w:r>
           </w:p>
         </w:tc>
@@ -2125,7 +2152,58 @@
                 <w:rFonts w:ascii="SimSun" w:hAnsi="SimSun" w:eastAsia="SimSun"/>
                 <w:sz w:val="17"/>
               </w:rPr>
-              <w:t>❌ 不得说 frontier「失效」或「不能用」—— 它在自己的目标上正常完成，且赢了</w:t>
+              <w:t>❌ 不得说 frontier「失效」或「不能用」—— 它在自己的目标上正常完成</w:t>
+            </w:r>
+          </w:p>
+        </w:tc>
+      </w:tr>
+      <w:tr>
+        <w:tc>
+          <w:tcPr>
+            <w:tcW w:type="dxa" w:w="4320"/>
+          </w:tcPr>
+          <w:p>
+            <w:pPr>
+              <w:spacing w:before="20" w:after="20"/>
+            </w:pPr>
+            <w:r>
+              <w:rPr>
+                <w:rFonts w:ascii="SimSun" w:hAnsi="SimSun" w:eastAsia="SimSun"/>
+                <w:sz w:val="17"/>
+              </w:rPr>
+              <w:t>资产级差距远大于面积加权差距，说明两类策略把观测分配到了不同的地方</w:t>
+            </w:r>
+          </w:p>
+        </w:tc>
+        <w:tc>
+          <w:tcPr>
+            <w:tcW w:type="dxa" w:w="4320"/>
+          </w:tcPr>
+          <w:p>
+            <w:pPr>
+              <w:spacing w:before="20" w:after="20"/>
+            </w:pPr>
+            <w:r>
+              <w:rPr>
+                <w:rFonts w:ascii="SimSun" w:hAnsi="SimSun" w:eastAsia="SimSun"/>
+                <w:sz w:val="17"/>
+              </w:rPr>
+              <w:t xml:space="preserve">❌ </w:t>
+            </w:r>
+            <w:r>
+              <w:rPr>
+                <w:rFonts w:ascii="SimSun" w:hAnsi="SimSun" w:eastAsia="SimSun"/>
+                <w:b/>
+                <w:sz w:val="17"/>
+              </w:rPr>
+              <w:t>不得说 +0.40 完全由收益函数造成</w:t>
+            </w:r>
+            <w:r>
+              <w:rPr>
+                <w:rFonts w:ascii="SimSun" w:hAnsi="SimSun" w:eastAsia="SimSun"/>
+                <w:sz w:val="17"/>
+              </w:rPr>
+              <w:t xml:space="preserve"> —— 本实验未拆开候选空间、收益口径、有无遮挡模型三项各自的贡献</w:t>
             </w:r>
           </w:p>
         </w:tc>
@@ -2182,19 +2260,7 @@
           <w:rFonts w:ascii="SimSun" w:hAnsi="SimSun" w:eastAsia="SimSun"/>
           <w:i/>
         </w:rPr>
-        <w:t>，其收益由地图未知量定义，与要检查什么</w:t>
-      </w:r>
-    </w:p>
-    <w:p>
-      <w:pPr>
-        <w:ind w:left="360"/>
-      </w:pPr>
-      <w:r>
-        <w:rPr>
-          <w:rFonts w:ascii="SimSun" w:hAnsi="SimSun" w:eastAsia="SimSun"/>
-          <w:i/>
-        </w:rPr>
-        <w:t>无关；本方法要回答的是</w:t>
+        <w:t>，其收益由地图未知量定义，与要检查什么无关；本方法要回答的是</w:t>
       </w:r>
       <w:r>
         <w:rPr>
@@ -2209,19 +2275,7 @@
           <w:rFonts w:ascii="SimSun" w:hAnsi="SimSun" w:eastAsia="SimSun"/>
           <w:i/>
         </w:rPr>
-        <w:t>，其收益由目标缺口证据与工程</w:t>
-      </w:r>
-    </w:p>
-    <w:p>
-      <w:pPr>
-        <w:ind w:left="360"/>
-      </w:pPr>
-      <w:r>
-        <w:rPr>
-          <w:rFonts w:ascii="SimSun" w:hAnsi="SimSun" w:eastAsia="SimSun"/>
-          <w:i/>
-        </w:rPr>
-        <w:t>重要度定义。二者在同一现场、同一平台、同一预算、</w:t>
+        <w:t>，其收益由目标缺口证据与工程重要度定义。二者在同一现场、同一平台、同一预算、</w:t>
       </w:r>
       <w:r>
         <w:rPr>
@@ -2236,19 +2290,7 @@
           <w:rFonts w:ascii="SimSun" w:hAnsi="SimSun" w:eastAsia="SimSun"/>
           <w:i/>
         </w:rPr>
-        <w:t>下给出不同的站位</w:t>
-      </w:r>
-    </w:p>
-    <w:p>
-      <w:pPr>
-        <w:ind w:left="360"/>
-      </w:pPr>
-      <w:r>
-        <w:rPr>
-          <w:rFonts w:ascii="SimSun" w:hAnsi="SimSun" w:eastAsia="SimSun"/>
-          <w:i/>
-        </w:rPr>
-        <w:t>序列：地图覆盖上 frontier 略胜（0.952 对 0.949），资产级覆盖上本方法高 0.40。</w:t>
+        <w:t>下给出不同的站位序列：地图覆盖上 frontier 数值略高（0.952 对 0.949；相对 B11 未达显著，p_holm 0.1300），资产级覆盖上本方法高 0.40（p_holm 0.0040）。</w:t>
       </w:r>
     </w:p>
     <w:p>
@@ -2287,6 +2329,127 @@
           <w:rFonts w:ascii="SimSun" w:hAnsi="SimSun" w:eastAsia="SimSun"/>
         </w:rPr>
         <w:t>。</w:t>
+      </w:r>
+    </w:p>
+    <w:p>
+      <w:pPr>
+        <w:pStyle w:val="Heading3"/>
+        <w:spacing w:before="120" w:after="80"/>
+      </w:pPr>
+      <w:r>
+        <w:rPr>
+          <w:rFonts w:ascii="SimHei" w:hAnsi="SimHei" w:eastAsia="SimHei"/>
+          <w:color w:val="000000"/>
+          <w:sz w:val="24"/>
+        </w:rPr>
+        <w:t>一条必须写明的实验范围限定</w:t>
+      </w:r>
+    </w:p>
+    <w:p>
+      <w:pPr>
+        <w:spacing w:after="80"/>
+        <w:jc w:val="both"/>
+      </w:pPr>
+      <w:r>
+        <w:rPr>
+          <w:rFonts w:ascii="SimSun" w:hAnsi="SimSun" w:eastAsia="SimSun"/>
+        </w:rPr>
+        <w:t xml:space="preserve">E8 实现并实测的是 </w:t>
+      </w:r>
+      <w:r>
+        <w:rPr>
+          <w:rFonts w:ascii="SimSun" w:hAnsi="SimSun" w:eastAsia="SimSun"/>
+          <w:b/>
+        </w:rPr>
+        <w:t>frontier-based exploration</w:t>
+      </w:r>
+      <w:r>
+        <w:rPr>
+          <w:rFonts w:ascii="SimSun" w:hAnsi="SimSun" w:eastAsia="SimSun"/>
+        </w:rPr>
+        <w:t xml:space="preserve"> 这一种基线。</w:t>
+      </w:r>
+      <w:r>
+        <w:rPr>
+          <w:rFonts w:ascii="SimSun" w:hAnsi="SimSun" w:eastAsia="SimSun"/>
+          <w:b/>
+        </w:rPr>
+        <w:t>未</w:t>
+      </w:r>
+      <w:r>
+        <w:rPr>
+          <w:rFonts w:ascii="SimSun" w:hAnsi="SimSun" w:eastAsia="SimSun"/>
+        </w:rPr>
+        <w:t>实测learning-based NBV、reconstruction NBV、uncertainty-based NBV 或现代 active SLAM基准。因此：</w:t>
+      </w:r>
+    </w:p>
+    <w:p>
+      <w:pPr>
+        <w:pStyle w:val="ListBullet"/>
+        <w:ind w:left="360"/>
+      </w:pPr>
+      <w:r>
+        <w:rPr>
+          <w:rFonts w:ascii="SimSun" w:hAnsi="SimSun" w:eastAsia="SimSun"/>
+        </w:rPr>
+        <w:t>可以写：本方法与 SLAM / frontier / NBV 在</w:t>
+      </w:r>
+      <w:r>
+        <w:rPr>
+          <w:rFonts w:ascii="SimSun" w:hAnsi="SimSun" w:eastAsia="SimSun"/>
+          <w:b/>
+        </w:rPr>
+        <w:t>任务定义与收益函数层面</w:t>
+      </w:r>
+      <w:r>
+        <w:rPr>
+          <w:rFonts w:ascii="SimSun" w:hAnsi="SimSun" w:eastAsia="SimSun"/>
+        </w:rPr>
+        <w:t>存在区别；</w:t>
+      </w:r>
+    </w:p>
+    <w:p>
+      <w:pPr>
+        <w:pStyle w:val="ListBullet"/>
+        <w:ind w:left="360"/>
+      </w:pPr>
+      <w:r>
+        <w:rPr>
+          <w:rFonts w:ascii="SimSun" w:hAnsi="SimSun" w:eastAsia="SimSun"/>
+        </w:rPr>
+        <w:t xml:space="preserve">若写"实验表明"，必须限定为 </w:t>
+      </w:r>
+      <w:r>
+        <w:rPr>
+          <w:rFonts w:ascii="SimSun" w:hAnsi="SimSun" w:eastAsia="SimSun"/>
+          <w:b/>
+        </w:rPr>
+        <w:t>frontier-based exploration</w:t>
+      </w:r>
+      <w:r>
+        <w:rPr>
+          <w:rFonts w:ascii="SimSun" w:hAnsi="SimSun" w:eastAsia="SimSun"/>
+        </w:rPr>
+        <w:t>；</w:t>
+      </w:r>
+    </w:p>
+    <w:p>
+      <w:pPr>
+        <w:pStyle w:val="ListBullet"/>
+        <w:ind w:left="360"/>
+      </w:pPr>
+      <w:r>
+        <w:rPr>
+          <w:rFonts w:ascii="SimSun" w:hAnsi="SimSun" w:eastAsia="SimSun"/>
+          <w:b/>
+        </w:rPr>
+        <w:t>不得</w:t>
+      </w:r>
+      <w:r>
+        <w:rPr>
+          <w:rFonts w:ascii="SimSun" w:hAnsi="SimSun" w:eastAsia="SimSun"/>
+        </w:rPr>
+        <w:t>据此声称优于所有 NBV 或 SLAM 方法。</w:t>
       </w:r>
     </w:p>
     <w:sectPr>
